--- a/Mental_Stress_Detector_Abstract_Final.docx
+++ b/Mental_Stress_Detector_Abstract_Final.docx
@@ -87,7 +87,7 @@
         <w:rPr>
           <w:b/>
         </w:rPr>
-        <w:t>Branch: CSE</w:t>
+        <w:t>Branch: IT</w:t>
         <w:br/>
       </w:r>
       <w:r>
